--- a/Atchison70ACTIVE/assets/Template-Short.docx
+++ b/Atchison70ACTIVE/assets/Template-Short.docx
@@ -5213,8 +5213,8 @@
 </file>
 
 <file path=customXml/item2.xml><?xml version="1.0" encoding="utf-8"?>
-<ct:contentTypeSchema xmlns:ct="http://schemas.microsoft.com/office/2006/metadata/contentType" xmlns:ma="http://schemas.microsoft.com/office/2006/metadata/properties/metaAttributes" ct:_="" ma:_="" ma:contentTypeName="Document" ma:contentTypeID="0x0101005C6577D0C3AE724BBB504F46D5A19401" ma:contentTypeVersion="17" ma:contentTypeDescription="Create a new document." ma:contentTypeScope="" ma:versionID="8f4062f565e2288d3ad2967a27c2ae54">
-  <xsd:schema xmlns:xsd="http://www.w3.org/2001/XMLSchema" xmlns:xs="http://www.w3.org/2001/XMLSchema" xmlns:p="http://schemas.microsoft.com/office/2006/metadata/properties" xmlns:ns2="df76e320-99cb-4a11-b59f-8bf32867ab70" xmlns:ns3="c0789f30-979e-497b-8344-faefb3987540" targetNamespace="http://schemas.microsoft.com/office/2006/metadata/properties" ma:root="true" ma:fieldsID="ecf204eb88fd8ff30fea00bdbc4a1953" ns2:_="" ns3:_="">
+<ct:contentTypeSchema xmlns:ct="http://schemas.microsoft.com/office/2006/metadata/contentType" xmlns:ma="http://schemas.microsoft.com/office/2006/metadata/properties/metaAttributes" ct:_="" ma:_="" ma:contentTypeName="Document" ma:contentTypeID="0x0101005C6577D0C3AE724BBB504F46D5A19401" ma:contentTypeVersion="18" ma:contentTypeDescription="Create a new document." ma:contentTypeScope="" ma:versionID="17afb16e0fbe716d3dcf2481b32b5550">
+  <xsd:schema xmlns:xsd="http://www.w3.org/2001/XMLSchema" xmlns:xs="http://www.w3.org/2001/XMLSchema" xmlns:p="http://schemas.microsoft.com/office/2006/metadata/properties" xmlns:ns2="df76e320-99cb-4a11-b59f-8bf32867ab70" xmlns:ns3="c0789f30-979e-497b-8344-faefb3987540" targetNamespace="http://schemas.microsoft.com/office/2006/metadata/properties" ma:root="true" ma:fieldsID="f6d0bb8d4e6a5d6b988ea2ed2503dbb5" ns2:_="" ns3:_="">
     <xsd:import namespace="df76e320-99cb-4a11-b59f-8bf32867ab70"/>
     <xsd:import namespace="c0789f30-979e-497b-8344-faefb3987540"/>
     <xsd:element name="properties">
@@ -5239,6 +5239,7 @@
                 <xsd:element ref="ns3:TaxCatchAll" minOccurs="0"/>
                 <xsd:element ref="ns2:MediaServiceLocation" minOccurs="0"/>
                 <xsd:element ref="ns2:MediaServiceObjectDetectorVersions" minOccurs="0"/>
+                <xsd:element ref="ns2:MediaServiceSearchProperties" minOccurs="0"/>
               </xsd:all>
             </xsd:complexType>
           </xsd:element>
@@ -5318,6 +5319,11 @@
     <xsd:element name="MediaServiceObjectDetectorVersions" ma:index="24" nillable="true" ma:displayName="MediaServiceObjectDetectorVersions" ma:description="" ma:hidden="true" ma:indexed="true" ma:internalName="MediaServiceObjectDetectorVersions" ma:readOnly="true">
       <xsd:simpleType>
         <xsd:restriction base="dms:Text"/>
+      </xsd:simpleType>
+    </xsd:element>
+    <xsd:element name="MediaServiceSearchProperties" ma:index="25" nillable="true" ma:displayName="MediaServiceSearchProperties" ma:hidden="true" ma:internalName="MediaServiceSearchProperties" ma:readOnly="true">
+      <xsd:simpleType>
+        <xsd:restriction base="dms:Note"/>
       </xsd:simpleType>
     </xsd:element>
   </xsd:schema>
@@ -5490,22 +5496,7 @@
 </file>
 
 <file path=customXml/itemProps2.xml><?xml version="1.0" encoding="utf-8"?>
-<ds:datastoreItem xmlns:ds="http://schemas.openxmlformats.org/officeDocument/2006/customXml" ds:itemID="{4DA2756B-D2C5-4EDF-93FB-12CC2BBDAE72}">
-  <ds:schemaRefs>
-    <ds:schemaRef ds:uri="http://schemas.microsoft.com/office/2006/metadata/contentType"/>
-    <ds:schemaRef ds:uri="http://schemas.microsoft.com/office/2006/metadata/properties/metaAttributes"/>
-    <ds:schemaRef ds:uri="http://www.w3.org/2001/XMLSchema"/>
-    <ds:schemaRef ds:uri="http://schemas.microsoft.com/office/2006/metadata/properties"/>
-    <ds:schemaRef ds:uri="df76e320-99cb-4a11-b59f-8bf32867ab70"/>
-    <ds:schemaRef ds:uri="c0789f30-979e-497b-8344-faefb3987540"/>
-    <ds:schemaRef ds:uri="http://schemas.microsoft.com/office/2006/documentManagement/types"/>
-    <ds:schemaRef ds:uri="http://schemas.microsoft.com/office/infopath/2007/PartnerControls"/>
-    <ds:schemaRef ds:uri="http://schemas.openxmlformats.org/package/2006/metadata/core-properties"/>
-    <ds:schemaRef ds:uri="http://purl.org/dc/elements/1.1/"/>
-    <ds:schemaRef ds:uri="http://purl.org/dc/terms/"/>
-    <ds:schemaRef ds:uri="http://schemas.microsoft.com/internal/obd"/>
-  </ds:schemaRefs>
-</ds:datastoreItem>
+<ds:datastoreItem xmlns:ds="http://schemas.openxmlformats.org/officeDocument/2006/customXml" ds:itemID="{710B2D0C-09CB-458D-B007-7DBC29AE1557}"/>
 </file>
 
 <file path=customXml/itemProps3.xml><?xml version="1.0" encoding="utf-8"?>

--- a/Atchison70ACTIVE/assets/Template-Short.docx
+++ b/Atchison70ACTIVE/assets/Template-Short.docx
@@ -5213,8 +5213,8 @@
 </file>
 
 <file path=customXml/item2.xml><?xml version="1.0" encoding="utf-8"?>
-<ct:contentTypeSchema xmlns:ct="http://schemas.microsoft.com/office/2006/metadata/contentType" xmlns:ma="http://schemas.microsoft.com/office/2006/metadata/properties/metaAttributes" ct:_="" ma:_="" ma:contentTypeName="Document" ma:contentTypeID="0x0101005C6577D0C3AE724BBB504F46D5A19401" ma:contentTypeVersion="18" ma:contentTypeDescription="Create a new document." ma:contentTypeScope="" ma:versionID="17afb16e0fbe716d3dcf2481b32b5550">
-  <xsd:schema xmlns:xsd="http://www.w3.org/2001/XMLSchema" xmlns:xs="http://www.w3.org/2001/XMLSchema" xmlns:p="http://schemas.microsoft.com/office/2006/metadata/properties" xmlns:ns2="df76e320-99cb-4a11-b59f-8bf32867ab70" xmlns:ns3="c0789f30-979e-497b-8344-faefb3987540" targetNamespace="http://schemas.microsoft.com/office/2006/metadata/properties" ma:root="true" ma:fieldsID="f6d0bb8d4e6a5d6b988ea2ed2503dbb5" ns2:_="" ns3:_="">
+<ct:contentTypeSchema xmlns:ct="http://schemas.microsoft.com/office/2006/metadata/contentType" xmlns:ma="http://schemas.microsoft.com/office/2006/metadata/properties/metaAttributes" ct:_="" ma:_="" ma:contentTypeName="Document" ma:contentTypeID="0x0101005C6577D0C3AE724BBB504F46D5A19401" ma:contentTypeVersion="17" ma:contentTypeDescription="Create a new document." ma:contentTypeScope="" ma:versionID="8f4062f565e2288d3ad2967a27c2ae54">
+  <xsd:schema xmlns:xsd="http://www.w3.org/2001/XMLSchema" xmlns:xs="http://www.w3.org/2001/XMLSchema" xmlns:p="http://schemas.microsoft.com/office/2006/metadata/properties" xmlns:ns2="df76e320-99cb-4a11-b59f-8bf32867ab70" xmlns:ns3="c0789f30-979e-497b-8344-faefb3987540" targetNamespace="http://schemas.microsoft.com/office/2006/metadata/properties" ma:root="true" ma:fieldsID="ecf204eb88fd8ff30fea00bdbc4a1953" ns2:_="" ns3:_="">
     <xsd:import namespace="df76e320-99cb-4a11-b59f-8bf32867ab70"/>
     <xsd:import namespace="c0789f30-979e-497b-8344-faefb3987540"/>
     <xsd:element name="properties">
@@ -5239,7 +5239,6 @@
                 <xsd:element ref="ns3:TaxCatchAll" minOccurs="0"/>
                 <xsd:element ref="ns2:MediaServiceLocation" minOccurs="0"/>
                 <xsd:element ref="ns2:MediaServiceObjectDetectorVersions" minOccurs="0"/>
-                <xsd:element ref="ns2:MediaServiceSearchProperties" minOccurs="0"/>
               </xsd:all>
             </xsd:complexType>
           </xsd:element>
@@ -5319,11 +5318,6 @@
     <xsd:element name="MediaServiceObjectDetectorVersions" ma:index="24" nillable="true" ma:displayName="MediaServiceObjectDetectorVersions" ma:description="" ma:hidden="true" ma:indexed="true" ma:internalName="MediaServiceObjectDetectorVersions" ma:readOnly="true">
       <xsd:simpleType>
         <xsd:restriction base="dms:Text"/>
-      </xsd:simpleType>
-    </xsd:element>
-    <xsd:element name="MediaServiceSearchProperties" ma:index="25" nillable="true" ma:displayName="MediaServiceSearchProperties" ma:hidden="true" ma:internalName="MediaServiceSearchProperties" ma:readOnly="true">
-      <xsd:simpleType>
-        <xsd:restriction base="dms:Note"/>
       </xsd:simpleType>
     </xsd:element>
   </xsd:schema>
@@ -5496,7 +5490,22 @@
 </file>
 
 <file path=customXml/itemProps2.xml><?xml version="1.0" encoding="utf-8"?>
-<ds:datastoreItem xmlns:ds="http://schemas.openxmlformats.org/officeDocument/2006/customXml" ds:itemID="{710B2D0C-09CB-458D-B007-7DBC29AE1557}"/>
+<ds:datastoreItem xmlns:ds="http://schemas.openxmlformats.org/officeDocument/2006/customXml" ds:itemID="{4DA2756B-D2C5-4EDF-93FB-12CC2BBDAE72}">
+  <ds:schemaRefs>
+    <ds:schemaRef ds:uri="http://schemas.microsoft.com/office/2006/metadata/contentType"/>
+    <ds:schemaRef ds:uri="http://schemas.microsoft.com/office/2006/metadata/properties/metaAttributes"/>
+    <ds:schemaRef ds:uri="http://www.w3.org/2001/XMLSchema"/>
+    <ds:schemaRef ds:uri="http://schemas.microsoft.com/office/2006/metadata/properties"/>
+    <ds:schemaRef ds:uri="df76e320-99cb-4a11-b59f-8bf32867ab70"/>
+    <ds:schemaRef ds:uri="c0789f30-979e-497b-8344-faefb3987540"/>
+    <ds:schemaRef ds:uri="http://schemas.microsoft.com/office/2006/documentManagement/types"/>
+    <ds:schemaRef ds:uri="http://schemas.microsoft.com/office/infopath/2007/PartnerControls"/>
+    <ds:schemaRef ds:uri="http://schemas.openxmlformats.org/package/2006/metadata/core-properties"/>
+    <ds:schemaRef ds:uri="http://purl.org/dc/elements/1.1/"/>
+    <ds:schemaRef ds:uri="http://purl.org/dc/terms/"/>
+    <ds:schemaRef ds:uri="http://schemas.microsoft.com/internal/obd"/>
+  </ds:schemaRefs>
+</ds:datastoreItem>
 </file>
 
 <file path=customXml/itemProps3.xml><?xml version="1.0" encoding="utf-8"?>

--- a/Atchison70ACTIVE/assets/Template-Short.docx
+++ b/Atchison70ACTIVE/assets/Template-Short.docx
@@ -5213,8 +5213,8 @@
 </file>
 
 <file path=customXml/item2.xml><?xml version="1.0" encoding="utf-8"?>
-<ct:contentTypeSchema xmlns:ct="http://schemas.microsoft.com/office/2006/metadata/contentType" xmlns:ma="http://schemas.microsoft.com/office/2006/metadata/properties/metaAttributes" ct:_="" ma:_="" ma:contentTypeName="Document" ma:contentTypeID="0x0101005C6577D0C3AE724BBB504F46D5A19401" ma:contentTypeVersion="17" ma:contentTypeDescription="Create a new document." ma:contentTypeScope="" ma:versionID="8f4062f565e2288d3ad2967a27c2ae54">
-  <xsd:schema xmlns:xsd="http://www.w3.org/2001/XMLSchema" xmlns:xs="http://www.w3.org/2001/XMLSchema" xmlns:p="http://schemas.microsoft.com/office/2006/metadata/properties" xmlns:ns2="df76e320-99cb-4a11-b59f-8bf32867ab70" xmlns:ns3="c0789f30-979e-497b-8344-faefb3987540" targetNamespace="http://schemas.microsoft.com/office/2006/metadata/properties" ma:root="true" ma:fieldsID="ecf204eb88fd8ff30fea00bdbc4a1953" ns2:_="" ns3:_="">
+<ct:contentTypeSchema xmlns:ct="http://schemas.microsoft.com/office/2006/metadata/contentType" xmlns:ma="http://schemas.microsoft.com/office/2006/metadata/properties/metaAttributes" ct:_="" ma:_="" ma:contentTypeName="Document" ma:contentTypeID="0x0101005C6577D0C3AE724BBB504F46D5A19401" ma:contentTypeVersion="18" ma:contentTypeDescription="Create a new document." ma:contentTypeScope="" ma:versionID="17afb16e0fbe716d3dcf2481b32b5550">
+  <xsd:schema xmlns:xsd="http://www.w3.org/2001/XMLSchema" xmlns:xs="http://www.w3.org/2001/XMLSchema" xmlns:p="http://schemas.microsoft.com/office/2006/metadata/properties" xmlns:ns2="df76e320-99cb-4a11-b59f-8bf32867ab70" xmlns:ns3="c0789f30-979e-497b-8344-faefb3987540" targetNamespace="http://schemas.microsoft.com/office/2006/metadata/properties" ma:root="true" ma:fieldsID="f6d0bb8d4e6a5d6b988ea2ed2503dbb5" ns2:_="" ns3:_="">
     <xsd:import namespace="df76e320-99cb-4a11-b59f-8bf32867ab70"/>
     <xsd:import namespace="c0789f30-979e-497b-8344-faefb3987540"/>
     <xsd:element name="properties">
@@ -5239,6 +5239,7 @@
                 <xsd:element ref="ns3:TaxCatchAll" minOccurs="0"/>
                 <xsd:element ref="ns2:MediaServiceLocation" minOccurs="0"/>
                 <xsd:element ref="ns2:MediaServiceObjectDetectorVersions" minOccurs="0"/>
+                <xsd:element ref="ns2:MediaServiceSearchProperties" minOccurs="0"/>
               </xsd:all>
             </xsd:complexType>
           </xsd:element>
@@ -5318,6 +5319,11 @@
     <xsd:element name="MediaServiceObjectDetectorVersions" ma:index="24" nillable="true" ma:displayName="MediaServiceObjectDetectorVersions" ma:description="" ma:hidden="true" ma:indexed="true" ma:internalName="MediaServiceObjectDetectorVersions" ma:readOnly="true">
       <xsd:simpleType>
         <xsd:restriction base="dms:Text"/>
+      </xsd:simpleType>
+    </xsd:element>
+    <xsd:element name="MediaServiceSearchProperties" ma:index="25" nillable="true" ma:displayName="MediaServiceSearchProperties" ma:hidden="true" ma:internalName="MediaServiceSearchProperties" ma:readOnly="true">
+      <xsd:simpleType>
+        <xsd:restriction base="dms:Note"/>
       </xsd:simpleType>
     </xsd:element>
   </xsd:schema>
@@ -5490,22 +5496,7 @@
 </file>
 
 <file path=customXml/itemProps2.xml><?xml version="1.0" encoding="utf-8"?>
-<ds:datastoreItem xmlns:ds="http://schemas.openxmlformats.org/officeDocument/2006/customXml" ds:itemID="{4DA2756B-D2C5-4EDF-93FB-12CC2BBDAE72}">
-  <ds:schemaRefs>
-    <ds:schemaRef ds:uri="http://schemas.microsoft.com/office/2006/metadata/contentType"/>
-    <ds:schemaRef ds:uri="http://schemas.microsoft.com/office/2006/metadata/properties/metaAttributes"/>
-    <ds:schemaRef ds:uri="http://www.w3.org/2001/XMLSchema"/>
-    <ds:schemaRef ds:uri="http://schemas.microsoft.com/office/2006/metadata/properties"/>
-    <ds:schemaRef ds:uri="df76e320-99cb-4a11-b59f-8bf32867ab70"/>
-    <ds:schemaRef ds:uri="c0789f30-979e-497b-8344-faefb3987540"/>
-    <ds:schemaRef ds:uri="http://schemas.microsoft.com/office/2006/documentManagement/types"/>
-    <ds:schemaRef ds:uri="http://schemas.microsoft.com/office/infopath/2007/PartnerControls"/>
-    <ds:schemaRef ds:uri="http://schemas.openxmlformats.org/package/2006/metadata/core-properties"/>
-    <ds:schemaRef ds:uri="http://purl.org/dc/elements/1.1/"/>
-    <ds:schemaRef ds:uri="http://purl.org/dc/terms/"/>
-    <ds:schemaRef ds:uri="http://schemas.microsoft.com/internal/obd"/>
-  </ds:schemaRefs>
-</ds:datastoreItem>
+<ds:datastoreItem xmlns:ds="http://schemas.openxmlformats.org/officeDocument/2006/customXml" ds:itemID="{1CC9B8DA-1645-4C52-95B5-0CAC53A8F83E}"/>
 </file>
 
 <file path=customXml/itemProps3.xml><?xml version="1.0" encoding="utf-8"?>
